--- a/Report and Presentation/DSP FINAL PROJECT Jake work done.docx
+++ b/Report and Presentation/DSP FINAL PROJECT Jake work done.docx
@@ -79,13 +79,31 @@
         <w:t>taken</w:t>
       </w:r>
       <w:r>
-        <w:t xml:space="preserve"> to represent the spectral characteristics of speech signals. These features were used to train a K-Nearest Neighbor (KNN) classifier, where Euclidean distance and inverse-square weighting were applied to improve classification reliability.</w:t>
+        <w:t xml:space="preserve"> to represent the spectral characteristics of speech signals. These features were used to train a K-Nearest Neighbor (KNN) classifier </w:t>
+      </w:r>
+      <w:r>
+        <w:t>which was</w:t>
+      </w:r>
+      <w:r>
+        <w:t xml:space="preserve"> applied to improve </w:t>
+      </w:r>
+      <w:r>
+        <w:t>classification</w:t>
+      </w:r>
+      <w:r>
+        <w:t>.</w:t>
       </w:r>
       <w:r>
         <w:t xml:space="preserve"> </w:t>
       </w:r>
       <w:r>
-        <w:t xml:space="preserve">A validation process was implemented to optimize both the number of neighbors (k) and the decision threshold. Exponentially spaced k-values were evaluated to balance classification accuracy and variance, resulting in a k-value of 33. A two threshold search </w:t>
+        <w:t xml:space="preserve">A validation process was implemented to optimize both the number of neighbors (k) and the decision threshold. </w:t>
+      </w:r>
+      <w:r>
+        <w:t>T</w:t>
+      </w:r>
+      <w:r>
+        <w:t xml:space="preserve">wo threshold search </w:t>
       </w:r>
       <w:r>
         <w:t xml:space="preserve">stages </w:t>
@@ -97,12 +115,18 @@
         <w:t>were used to find</w:t>
       </w:r>
       <w:r>
-        <w:t xml:space="preserve"> an optimal confidence threshold of 0.4368. The trained classifier achieved 96.43% accuracy during validation.</w:t>
+        <w:t xml:space="preserve"> a</w:t>
       </w:r>
       <w:r>
         <w:t xml:space="preserve"> </w:t>
       </w:r>
       <w:r>
+        <w:t>confidence threshold of 0.4368. The trained classifier achieved 96.43% accuracy during validation.</w:t>
+      </w:r>
+      <w:r>
+        <w:t xml:space="preserve"> </w:t>
+      </w:r>
+      <w:r>
         <w:t xml:space="preserve">Final testing on unseen data yielded 100% accuracy for both nominal and intruder detection, </w:t>
       </w:r>
       <w:r>
@@ -121,7 +145,13 @@
         <w:t>computing</w:t>
       </w:r>
       <w:r>
-        <w:t xml:space="preserve"> performance, completing the full pipeline in approximately 105 seconds. These results indicate that the proposed approach is a reliable and feasible solution for speaker detection applications.</w:t>
+        <w:t xml:space="preserve"> performance, completing the full </w:t>
+      </w:r>
+      <w:r>
+        <w:t>process</w:t>
+      </w:r>
+      <w:r>
+        <w:t xml:space="preserve"> in approximately 105 seconds. These results indicate that the proposed approach is a reliable and feasible solution for speaker detection applications.</w:t>
       </w:r>
     </w:p>
     <w:p/>
@@ -181,26 +211,26 @@
     </w:p>
     <w:p>
       <w:r>
-        <w:t xml:space="preserve">In this project, a speaker detection system is developed using MFCC extraction and a K-Nearest Neighbor (KNN) classifier. The system processes audio signals in short </w:t>
+        <w:t xml:space="preserve">In this project, a speaker detection system is developed using MFCC extraction and a K-Nearest Neighbor (KNN) classifier. The system processes audio signals in short overlapping windows to capture time behavior and uses </w:t>
+      </w:r>
+      <w:r>
+        <w:t>distance</w:t>
+      </w:r>
+      <w:r>
+        <w:t>-based</w:t>
+      </w:r>
+      <w:r>
+        <w:t xml:space="preserve"> classification to group similar speech patterns. </w:t>
+      </w:r>
+      <w:r>
+        <w:t>Moreover</w:t>
+      </w:r>
+      <w:r>
+        <w:t xml:space="preserve">, validation techniques are employed to </w:t>
       </w:r>
       <w:r>
         <w:lastRenderedPageBreak/>
-        <w:t xml:space="preserve">overlapping windows to capture time behavior and uses </w:t>
-      </w:r>
-      <w:r>
-        <w:t>distance</w:t>
-      </w:r>
-      <w:r>
-        <w:t>-based</w:t>
-      </w:r>
-      <w:r>
-        <w:t xml:space="preserve"> classification to group similar speech patterns. </w:t>
-      </w:r>
-      <w:r>
-        <w:t>Moreover</w:t>
-      </w:r>
-      <w:r>
-        <w:t>, validation techniques are employed to optimize model parameters such as the number of neighbors and classification thresholds.</w:t>
+        <w:t>optimize model parameters such as the number of neighbors and classification thresholds.</w:t>
       </w:r>
       <w:r>
         <w:t xml:space="preserve"> </w:t>
@@ -2094,8 +2124,6 @@
       <w:r>
         <w:t xml:space="preserve">ignoring unwanted variables or </w:t>
       </w:r>
-      <w:proofErr w:type="spellStart"/>
-      <w:proofErr w:type="gramStart"/>
       <w:r>
         <w:t>outliers</w:t>
       </w:r>
@@ -2103,13 +2131,11 @@
         <w:t>.</w:t>
       </w:r>
       <w:r>
-        <w:t>T</w:t>
-      </w:r>
-      <w:r>
-        <w:t>he</w:t>
-      </w:r>
-      <w:proofErr w:type="spellEnd"/>
-      <w:proofErr w:type="gramEnd"/>
+        <w:t xml:space="preserve"> </w:t>
+      </w:r>
+      <w:r>
+        <w:t>The</w:t>
+      </w:r>
       <w:r>
         <w:t xml:space="preserve"> validation process highlights the importance of </w:t>
       </w:r>

--- a/Report and Presentation/DSP FINAL PROJECT Jake work done.docx
+++ b/Report and Presentation/DSP FINAL PROJECT Jake work done.docx
@@ -65,7 +65,19 @@
         <w:t xml:space="preserve"> using</w:t>
       </w:r>
       <w:r>
-        <w:t xml:space="preserve"> machine learning classification. Audio data was collected from two groups: nominal users (authorized speakers) and intruders (unauthorized speakers). Each audio sample was segmented into overlapping 30 </w:t>
+        <w:t xml:space="preserve"> machine learning classification. Audio data was collected from two groups: nominal users (authorized speakers) and </w:t>
+      </w:r>
+      <w:r>
+        <w:t>nonnominal</w:t>
+      </w:r>
+      <w:r>
+        <w:t xml:space="preserve"> (</w:t>
+      </w:r>
+      <w:r>
+        <w:t>intruders</w:t>
+      </w:r>
+      <w:r>
+        <w:t xml:space="preserve">). Each audio sample was segmented into overlapping 30 </w:t>
       </w:r>
       <w:proofErr w:type="spellStart"/>
       <w:r>
@@ -165,7 +177,10 @@
     </w:p>
     <w:p>
       <w:r>
-        <w:t xml:space="preserve">Speaker recognition is </w:t>
+        <w:t>Audio</w:t>
+      </w:r>
+      <w:r>
+        <w:t xml:space="preserve"> recognition is </w:t>
       </w:r>
       <w:r>
         <w:t>widely used in</w:t>
@@ -177,7 +192,13 @@
         <w:t>for</w:t>
       </w:r>
       <w:r>
-        <w:t xml:space="preserve"> security, authentication, and human-computer interaction. The ability to distinguish between authorized and unauthorized speakers enables systems such as voice-controlled devices, access control systems, and surveillance technologies to operate more securely and efficiently.</w:t>
+        <w:t xml:space="preserve"> security, authentication, and human-</w:t>
+      </w:r>
+      <w:r>
+        <w:t>virtual</w:t>
+      </w:r>
+      <w:r>
+        <w:t xml:space="preserve"> interaction. The ability to distinguish between authorized and unauthorized speakers enables systems such as voice-controlled devices, access control systems, and surveillance technologies to operate more securely and efficiently.</w:t>
       </w:r>
     </w:p>
     <w:p>
@@ -211,10 +232,7 @@
     </w:p>
     <w:p>
       <w:r>
-        <w:t xml:space="preserve">In this project, a speaker detection system is developed using MFCC extraction and a K-Nearest Neighbor (KNN) classifier. The system processes audio signals in short overlapping windows to capture time behavior and uses </w:t>
-      </w:r>
-      <w:r>
-        <w:t>distance</w:t>
+        <w:t>In this project, a speaker detection system is developed using MFCC extraction and a K-Nearest Neighbor (KNN) classifier. The system processes audio signals in short overlapping windows to capture time behavior and uses distance</w:t>
       </w:r>
       <w:r>
         <w:t>-based</w:t>
@@ -306,69 +324,103 @@
       </w:r>
     </w:p>
     <w:p>
-      <w:r>
+      <w:pPr>
+        <w:rPr>
+          <w:szCs w:val="24"/>
+        </w:rPr>
+      </w:pPr>
+      <w:r>
+        <w:rPr>
+          <w:szCs w:val="24"/>
+        </w:rPr>
         <w:t>For speaker recognition, features must be extracted from each audio file</w:t>
       </w:r>
       <w:r>
+        <w:rPr>
+          <w:szCs w:val="24"/>
+        </w:rPr>
         <w:t xml:space="preserve">. This is performed in the </w:t>
       </w:r>
       <w:r>
         <w:rPr>
           <w:rFonts w:ascii="Courier New" w:eastAsia="Courier New" w:hAnsi="Courier New" w:cs="Courier New"/>
-          <w:sz w:val="20"/>
-          <w:szCs w:val="20"/>
+          <w:szCs w:val="24"/>
         </w:rPr>
         <w:t>extractFeatures.m</w:t>
       </w:r>
       <w:r>
+        <w:rPr>
+          <w:szCs w:val="24"/>
+        </w:rPr>
         <w:t xml:space="preserve"> file</w:t>
       </w:r>
       <w:r>
+        <w:rPr>
+          <w:szCs w:val="24"/>
+        </w:rPr>
         <w:t xml:space="preserve"> </w:t>
       </w:r>
       <w:r>
         <w:rPr>
           <w:color w:val="000000" w:themeColor="text1"/>
-          <w:sz w:val="28"/>
-          <w:szCs w:val="28"/>
+          <w:szCs w:val="24"/>
         </w:rPr>
         <w:t>(</w:t>
       </w:r>
       <w:r>
         <w:rPr>
           <w:color w:val="000000" w:themeColor="text1"/>
-          <w:sz w:val="28"/>
-          <w:szCs w:val="28"/>
+          <w:szCs w:val="24"/>
         </w:rPr>
         <w:t>refer to</w:t>
       </w:r>
       <w:r>
         <w:rPr>
           <w:color w:val="000000" w:themeColor="text1"/>
-          <w:sz w:val="28"/>
-          <w:szCs w:val="28"/>
+          <w:szCs w:val="24"/>
         </w:rPr>
         <w:t xml:space="preserve"> appendix B). </w:t>
       </w:r>
       <w:r>
+        <w:rPr>
+          <w:szCs w:val="24"/>
+        </w:rPr>
         <w:t xml:space="preserve">The </w:t>
       </w:r>
       <w:r>
+        <w:rPr>
+          <w:szCs w:val="24"/>
+        </w:rPr>
         <w:t xml:space="preserve">main </w:t>
       </w:r>
       <w:r>
+        <w:rPr>
+          <w:szCs w:val="24"/>
+        </w:rPr>
         <w:t>feature</w:t>
       </w:r>
       <w:r>
+        <w:rPr>
+          <w:szCs w:val="24"/>
+        </w:rPr>
         <w:t>s</w:t>
       </w:r>
       <w:r>
+        <w:rPr>
+          <w:szCs w:val="24"/>
+        </w:rPr>
         <w:t xml:space="preserve"> </w:t>
       </w:r>
       <w:r>
+        <w:rPr>
+          <w:szCs w:val="24"/>
+        </w:rPr>
         <w:t xml:space="preserve">to be extracted </w:t>
       </w:r>
       <w:r>
+        <w:rPr>
+          <w:szCs w:val="24"/>
+        </w:rPr>
         <w:t xml:space="preserve">are the </w:t>
       </w:r>
       <w:r>
@@ -560,7 +612,7 @@
                     <pic:cNvPicPr/>
                   </pic:nvPicPr>
                   <pic:blipFill>
-                    <a:blip r:embed="rId9">
+                    <a:blip r:embed="rId11">
                       <a:extLst>
                         <a:ext uri="{28A0092B-C50C-407E-A947-70E740481C1C}">
                           <a14:useLocalDpi xmlns:a14="http://schemas.microsoft.com/office/drawing/2010/main"/>
@@ -619,35 +671,37 @@
       <w:r>
         <w:rPr>
           <w:rFonts w:ascii="Courier New" w:eastAsia="Courier New" w:hAnsi="Courier New" w:cs="Courier New"/>
-          <w:sz w:val="20"/>
-          <w:szCs w:val="20"/>
+          <w:szCs w:val="24"/>
         </w:rPr>
         <w:t>trainClassifier.m</w:t>
       </w:r>
       <w:r>
+        <w:rPr>
+          <w:szCs w:val="24"/>
+        </w:rPr>
         <w:t xml:space="preserve"> </w:t>
       </w:r>
       <w:r>
         <w:rPr>
           <w:color w:val="000000" w:themeColor="text1"/>
-          <w:sz w:val="28"/>
-          <w:szCs w:val="28"/>
-        </w:rPr>
-        <w:t xml:space="preserve">(refer to appendix </w:t>
-      </w:r>
-      <w:r>
-        <w:rPr>
-          <w:color w:val="000000" w:themeColor="text1"/>
-          <w:sz w:val="28"/>
-          <w:szCs w:val="28"/>
-        </w:rPr>
-        <w:t>C).</w:t>
-      </w:r>
-      <w:r>
+          <w:szCs w:val="24"/>
+        </w:rPr>
+        <w:t>(refer to appendix C).</w:t>
+      </w:r>
+      <w:r>
+        <w:rPr>
+          <w:szCs w:val="24"/>
+        </w:rPr>
         <w:t xml:space="preserve"> Only</w:t>
       </w:r>
       <w:r>
-        <w:t xml:space="preserve"> nominal speakers are used for this training. Th</w:t>
+        <w:rPr>
+          <w:szCs w:val="24"/>
+        </w:rPr>
+        <w:t xml:space="preserve"> nominal speakers</w:t>
+      </w:r>
+      <w:r>
+        <w:t xml:space="preserve"> are used for this training. Th</w:t>
       </w:r>
       <w:r>
         <w:t xml:space="preserve">e training algorithm used is K-Nearest Neighbor (KNN), </w:t>
@@ -1512,7 +1566,7 @@
                     <pic:cNvPicPr/>
                   </pic:nvPicPr>
                   <pic:blipFill>
-                    <a:blip r:embed="rId10">
+                    <a:blip r:embed="rId12">
                       <a:extLst>
                         <a:ext uri="{28A0092B-C50C-407E-A947-70E740481C1C}">
                           <a14:useLocalDpi xmlns:a14="http://schemas.microsoft.com/office/drawing/2010/main"/>
@@ -1621,7 +1675,7 @@
                     <pic:cNvPicPr/>
                   </pic:nvPicPr>
                   <pic:blipFill>
-                    <a:blip r:embed="rId11">
+                    <a:blip r:embed="rId13">
                       <a:extLst>
                         <a:ext uri="{28A0092B-C50C-407E-A947-70E740481C1C}">
                           <a14:useLocalDpi xmlns:a14="http://schemas.microsoft.com/office/drawing/2010/main"/>
@@ -1835,7 +1889,7 @@
           <w:noProof/>
         </w:rPr>
         <w:drawing>
-          <wp:inline distT="0" distB="0" distL="0" distR="0" wp14:anchorId="3EA01C18" wp14:editId="3E99028B">
+          <wp:inline distT="0" distB="0" distL="0" distR="0" wp14:anchorId="3EA01C18" wp14:editId="0DD413A9">
             <wp:extent cx="3497336" cy="2303534"/>
             <wp:effectExtent l="0" t="0" r="0" b="0"/>
             <wp:docPr id="1049550560" name="drawing"/>
@@ -1850,7 +1904,7 @@
                     <pic:cNvPicPr/>
                   </pic:nvPicPr>
                   <pic:blipFill>
-                    <a:blip r:embed="rId12">
+                    <a:blip r:embed="rId14">
                       <a:extLst>
                         <a:ext uri="{28A0092B-C50C-407E-A947-70E740481C1C}">
                           <a14:useLocalDpi xmlns:a14="http://schemas.microsoft.com/office/drawing/2010/main"/>
@@ -1977,7 +2031,7 @@
                     <pic:cNvPicPr/>
                   </pic:nvPicPr>
                   <pic:blipFill>
-                    <a:blip r:embed="rId13">
+                    <a:blip r:embed="rId15">
                       <a:extLst>
                         <a:ext uri="{28A0092B-C50C-407E-A947-70E740481C1C}">
                           <a14:useLocalDpi xmlns:a14="http://schemas.microsoft.com/office/drawing/2010/main"/>
@@ -2113,7 +2167,13 @@
         <w:t xml:space="preserve">training </w:t>
       </w:r>
       <w:r>
-        <w:t xml:space="preserve">datasets The use of windowed extraction and weighted distance metrics further </w:t>
+        <w:t>datasets</w:t>
+      </w:r>
+      <w:r>
+        <w:t>.</w:t>
+      </w:r>
+      <w:r>
+        <w:t xml:space="preserve"> The use of windowed extraction and weighted distance metrics further </w:t>
       </w:r>
       <w:r>
         <w:t>improves</w:t>
@@ -4906,16 +4966,7 @@
       </w:pPr>
       <w:r>
         <w:lastRenderedPageBreak/>
-        <w:t xml:space="preserve">Appendix </w:t>
-      </w:r>
-      <w:r>
-        <w:t>B</w:t>
-      </w:r>
-      <w:r>
-        <w:t xml:space="preserve">: </w:t>
-      </w:r>
-      <w:r>
-        <w:t>extractFeatures.m</w:t>
+        <w:t>Appendix B: extractFeatures.m</w:t>
       </w:r>
     </w:p>
     <w:p>
@@ -6515,16 +6566,7 @@
       </w:pPr>
       <w:r>
         <w:lastRenderedPageBreak/>
-        <w:t xml:space="preserve">Appendix </w:t>
-      </w:r>
-      <w:r>
-        <w:t>C</w:t>
-      </w:r>
-      <w:r>
-        <w:t xml:space="preserve">: </w:t>
-      </w:r>
-      <w:r>
-        <w:t>trainClassifier.m</w:t>
+        <w:t>Appendix C: trainClassifier.m</w:t>
       </w:r>
     </w:p>
     <w:p>
@@ -7175,6 +7217,56 @@
     </w:sectPr>
   </w:body>
 </w:document>
+</file>
+
+<file path=word/endnotes.xml><?xml version="1.0" encoding="utf-8"?>
+<w:endnotes xmlns:wpc="http://schemas.microsoft.com/office/word/2010/wordprocessingCanvas" xmlns:cx="http://schemas.microsoft.com/office/drawing/2014/chartex" xmlns:cx1="http://schemas.microsoft.com/office/drawing/2015/9/8/chartex" xmlns:cx2="http://schemas.microsoft.com/office/drawing/2015/10/21/chartex" xmlns:cx3="http://schemas.microsoft.com/office/drawing/2016/5/9/chartex" xmlns:cx4="http://schemas.microsoft.com/office/drawing/2016/5/10/chartex" xmlns:cx5="http://schemas.microsoft.com/office/drawing/2016/5/11/chartex" xmlns:cx6="http://schemas.microsoft.com/office/drawing/2016/5/12/chartex" xmlns:cx7="http://schemas.microsoft.com/office/drawing/2016/5/13/chartex" xmlns:cx8="http://schemas.microsoft.com/office/drawing/2016/5/14/chartex" xmlns:mc="http://schemas.openxmlformats.org/markup-compatibility/2006" xmlns:aink="http://schemas.microsoft.com/office/drawing/2016/ink" xmlns:am3d="http://schemas.microsoft.com/office/drawing/2017/model3d" xmlns:o="urn:schemas-microsoft-com:office:office" xmlns:oel="http://schemas.microsoft.com/office/2019/extlst" xmlns:r="http://schemas.openxmlformats.org/officeDocument/2006/relationships" xmlns:m="http://schemas.openxmlformats.org/officeDocument/2006/math" xmlns:v="urn:schemas-microsoft-com:vml" xmlns:wp14="http://schemas.microsoft.com/office/word/2010/wordprocessingDrawing" xmlns:wp="http://schemas.openxmlformats.org/drawingml/2006/wordprocessingDrawing" xmlns:w10="urn:schemas-microsoft-com:office:word" xmlns:w="http://schemas.openxmlformats.org/wordprocessingml/2006/main" xmlns:w14="http://schemas.microsoft.com/office/word/2010/wordml" xmlns:w15="http://schemas.microsoft.com/office/word/2012/wordml" xmlns:w16cex="http://schemas.microsoft.com/office/word/2018/wordml/cex" xmlns:w16cid="http://schemas.microsoft.com/office/word/2016/wordml/cid" xmlns:w16="http://schemas.microsoft.com/office/word/2018/wordml" xmlns:w16du="http://schemas.microsoft.com/office/word/2023/wordml/word16du" xmlns:w16sdtdh="http://schemas.microsoft.com/office/word/2020/wordml/sdtdatahash" xmlns:w16sdtfl="http://schemas.microsoft.com/office/word/2024/wordml/sdtformatlock" xmlns:w16se="http://schemas.microsoft.com/office/word/2015/wordml/symex" xmlns:wpg="http://schemas.microsoft.com/office/word/2010/wordprocessingGroup" xmlns:wpi="http://schemas.microsoft.com/office/word/2010/wordprocessingInk" xmlns:wne="http://schemas.microsoft.com/office/word/2006/wordml" xmlns:wps="http://schemas.microsoft.com/office/word/2010/wordprocessingShape" mc:Ignorable="w14 w15 w16se w16cid w16 w16cex w16sdtdh w16sdtfl w16du wp14">
+  <w:endnote w:type="separator" w:id="-1">
+    <w:p>
+      <w:pPr>
+        <w:spacing w:after="0" w:line="240" w:lineRule="auto"/>
+      </w:pPr>
+      <w:r>
+        <w:separator/>
+      </w:r>
+    </w:p>
+  </w:endnote>
+  <w:endnote w:type="continuationSeparator" w:id="0">
+    <w:p>
+      <w:pPr>
+        <w:spacing w:after="0" w:line="240" w:lineRule="auto"/>
+      </w:pPr>
+      <w:r>
+        <w:continuationSeparator/>
+      </w:r>
+    </w:p>
+  </w:endnote>
+</w:endnotes>
+</file>
+
+<file path=word/footnotes.xml><?xml version="1.0" encoding="utf-8"?>
+<w:footnotes xmlns:wpc="http://schemas.microsoft.com/office/word/2010/wordprocessingCanvas" xmlns:cx="http://schemas.microsoft.com/office/drawing/2014/chartex" xmlns:cx1="http://schemas.microsoft.com/office/drawing/2015/9/8/chartex" xmlns:cx2="http://schemas.microsoft.com/office/drawing/2015/10/21/chartex" xmlns:cx3="http://schemas.microsoft.com/office/drawing/2016/5/9/chartex" xmlns:cx4="http://schemas.microsoft.com/office/drawing/2016/5/10/chartex" xmlns:cx5="http://schemas.microsoft.com/office/drawing/2016/5/11/chartex" xmlns:cx6="http://schemas.microsoft.com/office/drawing/2016/5/12/chartex" xmlns:cx7="http://schemas.microsoft.com/office/drawing/2016/5/13/chartex" xmlns:cx8="http://schemas.microsoft.com/office/drawing/2016/5/14/chartex" xmlns:mc="http://schemas.openxmlformats.org/markup-compatibility/2006" xmlns:aink="http://schemas.microsoft.com/office/drawing/2016/ink" xmlns:am3d="http://schemas.microsoft.com/office/drawing/2017/model3d" xmlns:o="urn:schemas-microsoft-com:office:office" xmlns:oel="http://schemas.microsoft.com/office/2019/extlst" xmlns:r="http://schemas.openxmlformats.org/officeDocument/2006/relationships" xmlns:m="http://schemas.openxmlformats.org/officeDocument/2006/math" xmlns:v="urn:schemas-microsoft-com:vml" xmlns:wp14="http://schemas.microsoft.com/office/word/2010/wordprocessingDrawing" xmlns:wp="http://schemas.openxmlformats.org/drawingml/2006/wordprocessingDrawing" xmlns:w10="urn:schemas-microsoft-com:office:word" xmlns:w="http://schemas.openxmlformats.org/wordprocessingml/2006/main" xmlns:w14="http://schemas.microsoft.com/office/word/2010/wordml" xmlns:w15="http://schemas.microsoft.com/office/word/2012/wordml" xmlns:w16cex="http://schemas.microsoft.com/office/word/2018/wordml/cex" xmlns:w16cid="http://schemas.microsoft.com/office/word/2016/wordml/cid" xmlns:w16="http://schemas.microsoft.com/office/word/2018/wordml" xmlns:w16du="http://schemas.microsoft.com/office/word/2023/wordml/word16du" xmlns:w16sdtdh="http://schemas.microsoft.com/office/word/2020/wordml/sdtdatahash" xmlns:w16sdtfl="http://schemas.microsoft.com/office/word/2024/wordml/sdtformatlock" xmlns:w16se="http://schemas.microsoft.com/office/word/2015/wordml/symex" xmlns:wpg="http://schemas.microsoft.com/office/word/2010/wordprocessingGroup" xmlns:wpi="http://schemas.microsoft.com/office/word/2010/wordprocessingInk" xmlns:wne="http://schemas.microsoft.com/office/word/2006/wordml" xmlns:wps="http://schemas.microsoft.com/office/word/2010/wordprocessingShape" mc:Ignorable="w14 w15 w16se w16cid w16 w16cex w16sdtdh w16sdtfl w16du wp14">
+  <w:footnote w:type="separator" w:id="-1">
+    <w:p>
+      <w:pPr>
+        <w:spacing w:after="0" w:line="240" w:lineRule="auto"/>
+      </w:pPr>
+      <w:r>
+        <w:separator/>
+      </w:r>
+    </w:p>
+  </w:footnote>
+  <w:footnote w:type="continuationSeparator" w:id="0">
+    <w:p>
+      <w:pPr>
+        <w:spacing w:after="0" w:line="240" w:lineRule="auto"/>
+      </w:pPr>
+      <w:r>
+        <w:continuationSeparator/>
+      </w:r>
+    </w:p>
+  </w:footnote>
+</w:footnotes>
 </file>
 
 <file path=word/intelligence2.xml><?xml version="1.0" encoding="utf-8"?>
@@ -8374,6 +8466,7 @@
   <w:style w:type="character" w:default="1" w:styleId="DefaultParagraphFont">
     <w:name w:val="Default Paragraph Font"/>
     <w:uiPriority w:val="1"/>
+    <w:semiHidden/>
     <w:unhideWhenUsed/>
   </w:style>
   <w:style w:type="table" w:default="1" w:styleId="TableNormal">
@@ -8672,6 +8765,58 @@
       <w:szCs w:val="22"/>
     </w:rPr>
   </w:style>
+  <w:style w:type="paragraph" w:styleId="Header">
+    <w:name w:val="header"/>
+    <w:basedOn w:val="Normal"/>
+    <w:link w:val="HeaderChar"/>
+    <w:uiPriority w:val="99"/>
+    <w:unhideWhenUsed/>
+    <w:rsid w:val="0035364D"/>
+    <w:pPr>
+      <w:tabs>
+        <w:tab w:val="center" w:pos="4680"/>
+        <w:tab w:val="right" w:pos="9360"/>
+      </w:tabs>
+      <w:spacing w:after="0" w:line="240" w:lineRule="auto"/>
+    </w:pPr>
+  </w:style>
+  <w:style w:type="character" w:customStyle="1" w:styleId="HeaderChar">
+    <w:name w:val="Header Char"/>
+    <w:basedOn w:val="DefaultParagraphFont"/>
+    <w:link w:val="Header"/>
+    <w:uiPriority w:val="99"/>
+    <w:rsid w:val="0035364D"/>
+    <w:rPr>
+      <w:rFonts w:ascii="Book Antiqua" w:hAnsi="Book Antiqua"/>
+      <w:sz w:val="24"/>
+    </w:rPr>
+  </w:style>
+  <w:style w:type="paragraph" w:styleId="Footer">
+    <w:name w:val="footer"/>
+    <w:basedOn w:val="Normal"/>
+    <w:link w:val="FooterChar"/>
+    <w:uiPriority w:val="99"/>
+    <w:unhideWhenUsed/>
+    <w:rsid w:val="0035364D"/>
+    <w:pPr>
+      <w:tabs>
+        <w:tab w:val="center" w:pos="4680"/>
+        <w:tab w:val="right" w:pos="9360"/>
+      </w:tabs>
+      <w:spacing w:after="0" w:line="240" w:lineRule="auto"/>
+    </w:pPr>
+  </w:style>
+  <w:style w:type="character" w:customStyle="1" w:styleId="FooterChar">
+    <w:name w:val="Footer Char"/>
+    <w:basedOn w:val="DefaultParagraphFont"/>
+    <w:link w:val="Footer"/>
+    <w:uiPriority w:val="99"/>
+    <w:rsid w:val="0035364D"/>
+    <w:rPr>
+      <w:rFonts w:ascii="Book Antiqua" w:hAnsi="Book Antiqua"/>
+      <w:sz w:val="24"/>
+    </w:rPr>
+  </w:style>
 </w:styles>
 </file>
 
@@ -8937,108 +9082,6 @@
 </file>
 
 <file path=customXml/item1.xml><?xml version="1.0" encoding="utf-8"?>
-<b:Sources xmlns:b="http://schemas.openxmlformats.org/officeDocument/2006/bibliography" xmlns="http://schemas.openxmlformats.org/officeDocument/2006/bibliography" SelectedStyle="\IEEE2006OfficeOnline.xsl" StyleName="IEEE" Version="2006">
-  <b:Source>
-    <b:Tag>KJo15</b:Tag>
-    <b:SourceType>Report</b:SourceType>
-    <b:Guid>{A689EEFE-3A0F-4D4B-A128-FB0B6DEA3518}</b:Guid>
-    <b:Title>DSP Lab 8: Encoding and Decoding Touch-Tone Signals</b:Title>
-    <b:Year>2015</b:Year>
-    <b:Author>
-      <b:Author>
-        <b:NameList>
-          <b:Person>
-            <b:Last>Johnson</b:Last>
-            <b:First>K.</b:First>
-          </b:Person>
-        </b:NameList>
-      </b:Author>
-    </b:Author>
-    <b:City>Nashville, TN</b:City>
-    <b:RefOrder>1</b:RefOrder>
-  </b:Source>
-  <b:Source>
-    <b:Tag>KJo16</b:Tag>
-    <b:SourceType>Report</b:SourceType>
-    <b:Guid>{877DFDED-FEE6-4A06-84DB-81A23A15D0A9}</b:Guid>
-    <b:Author>
-      <b:Author>
-        <b:NameList>
-          <b:Person>
-            <b:Last>Johnson</b:Last>
-            <b:First>K.</b:First>
-          </b:Person>
-        </b:NameList>
-      </b:Author>
-    </b:Author>
-    <b:Title>Lab3: AM and FM Signals</b:Title>
-    <b:Year>2015</b:Year>
-    <b:City>Nashville, TN</b:City>
-    <b:RefOrder>2</b:RefOrder>
-  </b:Source>
-  <b:Source>
-    <b:Tag>Ger16</b:Tag>
-    <b:SourceType>DocumentFromInternetSite</b:SourceType>
-    <b:Guid>{E48F578D-203E-4F3B-8084-89747189E967}</b:Guid>
-    <b:Title>Writing a Formal Lab Report</b:Title>
-    <b:Year>2016</b:Year>
-    <b:Month>August</b:Month>
-    <b:URL>http://webs.wofford.edu/splawnbg/Chem_214_files/Germanna%20College%20Lab%20Report.pdf</b:URL>
-    <b:Author>
-      <b:Author>
-        <b:NameList>
-          <b:Person>
-            <b:Last>Services</b:Last>
-            <b:First>Germanna</b:First>
-            <b:Middle>Community College Tutoring</b:Middle>
-          </b:Person>
-        </b:NameList>
-      </b:Author>
-    </b:Author>
-    <b:RefOrder>4</b:RefOrder>
-  </b:Source>
-  <b:Source>
-    <b:Tag>Ran16</b:Tag>
-    <b:SourceType>InternetSite</b:SourceType>
-    <b:Guid>{ED5879B8-3798-4073-84E3-47B7B4CCA7AA}</b:Guid>
-    <b:Author>
-      <b:Author>
-        <b:NameList>
-          <b:Person>
-            <b:Last>Munroe</b:Last>
-            <b:First>Randall</b:First>
-          </b:Person>
-        </b:NameList>
-      </b:Author>
-    </b:Author>
-    <b:Title>xkcd</b:Title>
-    <b:YearAccessed>2016</b:YearAccessed>
-    <b:MonthAccessed>September</b:MonthAccessed>
-    <b:DayAccessed>9</b:DayAccessed>
-    <b:URL>https://xkcd.com/1205/</b:URL>
-    <b:RefOrder>3</b:RefOrder>
-  </b:Source>
-</b:Sources>
-</file>
-
-<file path=customXml/item2.xml><?xml version="1.0" encoding="utf-8"?>
-<?mso-contentType ?>
-<FormTemplates xmlns="http://schemas.microsoft.com/sharepoint/v3/contenttype/forms">
-  <Display>DocumentLibraryForm</Display>
-  <Edit>DocumentLibraryForm</Edit>
-  <New>DocumentLibraryForm</New>
-</FormTemplates>
-</file>
-
-<file path=customXml/item3.xml><?xml version="1.0" encoding="utf-8"?>
-<p:properties xmlns:p="http://schemas.microsoft.com/office/2006/metadata/properties" xmlns:xsi="http://www.w3.org/2001/XMLSchema-instance" xmlns:pc="http://schemas.microsoft.com/office/infopath/2007/PartnerControls">
-  <documentManagement>
-    <_activity xmlns="811a267e-6494-463c-bd1c-f0fe65063bc3" xsi:nil="true"/>
-  </documentManagement>
-</p:properties>
-</file>
-
-<file path=customXml/item4.xml><?xml version="1.0" encoding="utf-8"?>
 <ct:contentTypeSchema xmlns:ct="http://schemas.microsoft.com/office/2006/metadata/contentType" xmlns:ma="http://schemas.microsoft.com/office/2006/metadata/properties/metaAttributes" ct:_="" ma:_="" ma:contentTypeName="Document" ma:contentTypeID="0x01010042EB5DB81AAD4743971D58B552BF26C9" ma:contentTypeVersion="8" ma:contentTypeDescription="Create a new document." ma:contentTypeScope="" ma:versionID="ff99b7fee5029f18af361db193766fef">
   <xsd:schema xmlns:xsd="http://www.w3.org/2001/XMLSchema" xmlns:xs="http://www.w3.org/2001/XMLSchema" xmlns:p="http://schemas.microsoft.com/office/2006/metadata/properties" xmlns:ns3="811a267e-6494-463c-bd1c-f0fe65063bc3" xmlns:ns4="ab6ed120-e403-4faf-be1c-09f310518e4c" targetNamespace="http://schemas.microsoft.com/office/2006/metadata/properties" ma:root="true" ma:fieldsID="ea2182ba905564296ca4ac56c7e6e6a0" ns3:_="" ns4:_="">
     <xsd:import namespace="811a267e-6494-463c-bd1c-f0fe65063bc3"/>
@@ -9227,33 +9270,109 @@
 </ct:contentTypeSchema>
 </file>
 
-<file path=customXml/itemProps1.xml><?xml version="1.0" encoding="utf-8"?>
-<ds:datastoreItem xmlns:ds="http://schemas.openxmlformats.org/officeDocument/2006/customXml" ds:itemID="{26AB0C69-B1EB-411A-84E4-92D4A5A8014D}">
-  <ds:schemaRefs>
-    <ds:schemaRef ds:uri="http://schemas.openxmlformats.org/officeDocument/2006/bibliography"/>
-  </ds:schemaRefs>
-</ds:datastoreItem>
+<file path=customXml/item2.xml><?xml version="1.0" encoding="utf-8"?>
+<p:properties xmlns:p="http://schemas.microsoft.com/office/2006/metadata/properties" xmlns:xsi="http://www.w3.org/2001/XMLSchema-instance" xmlns:pc="http://schemas.microsoft.com/office/infopath/2007/PartnerControls">
+  <documentManagement>
+    <_activity xmlns="811a267e-6494-463c-bd1c-f0fe65063bc3" xsi:nil="true"/>
+  </documentManagement>
+</p:properties>
 </file>
 
-<file path=customXml/itemProps2.xml><?xml version="1.0" encoding="utf-8"?>
-<ds:datastoreItem xmlns:ds="http://schemas.openxmlformats.org/officeDocument/2006/customXml" ds:itemID="{0115150A-D439-452F-B096-75DBE51AB9D0}">
-  <ds:schemaRefs>
-    <ds:schemaRef ds:uri="http://schemas.microsoft.com/sharepoint/v3/contenttype/forms"/>
-  </ds:schemaRefs>
-</ds:datastoreItem>
+<file path=customXml/item3.xml><?xml version="1.0" encoding="utf-8"?>
+<?mso-contentType ?>
+<FormTemplates xmlns="http://schemas.microsoft.com/sharepoint/v3/contenttype/forms">
+  <Display>DocumentLibraryForm</Display>
+  <Edit>DocumentLibraryForm</Edit>
+  <New>DocumentLibraryForm</New>
+</FormTemplates>
 </file>
 
-<file path=customXml/itemProps3.xml><?xml version="1.0" encoding="utf-8"?>
-<ds:datastoreItem xmlns:ds="http://schemas.openxmlformats.org/officeDocument/2006/customXml" ds:itemID="{5F27DDD2-65AD-48E0-94B4-001869F72CF7}">
-  <ds:schemaRefs>
-    <ds:schemaRef ds:uri="http://schemas.microsoft.com/office/2006/metadata/properties"/>
-    <ds:schemaRef ds:uri="http://schemas.microsoft.com/office/infopath/2007/PartnerControls"/>
-    <ds:schemaRef ds:uri="811a267e-6494-463c-bd1c-f0fe65063bc3"/>
-  </ds:schemaRefs>
-</ds:datastoreItem>
+<file path=customXml/item4.xml><?xml version="1.0" encoding="utf-8"?>
+<b:Sources xmlns:b="http://schemas.openxmlformats.org/officeDocument/2006/bibliography" xmlns="http://schemas.openxmlformats.org/officeDocument/2006/bibliography" SelectedStyle="\IEEE2006OfficeOnline.xsl" StyleName="IEEE" Version="2006">
+  <b:Source>
+    <b:Tag>KJo15</b:Tag>
+    <b:SourceType>Report</b:SourceType>
+    <b:Guid>{A689EEFE-3A0F-4D4B-A128-FB0B6DEA3518}</b:Guid>
+    <b:Title>DSP Lab 8: Encoding and Decoding Touch-Tone Signals</b:Title>
+    <b:Year>2015</b:Year>
+    <b:Author>
+      <b:Author>
+        <b:NameList>
+          <b:Person>
+            <b:Last>Johnson</b:Last>
+            <b:First>K.</b:First>
+          </b:Person>
+        </b:NameList>
+      </b:Author>
+    </b:Author>
+    <b:City>Nashville, TN</b:City>
+    <b:RefOrder>1</b:RefOrder>
+  </b:Source>
+  <b:Source>
+    <b:Tag>KJo16</b:Tag>
+    <b:SourceType>Report</b:SourceType>
+    <b:Guid>{877DFDED-FEE6-4A06-84DB-81A23A15D0A9}</b:Guid>
+    <b:Author>
+      <b:Author>
+        <b:NameList>
+          <b:Person>
+            <b:Last>Johnson</b:Last>
+            <b:First>K.</b:First>
+          </b:Person>
+        </b:NameList>
+      </b:Author>
+    </b:Author>
+    <b:Title>Lab3: AM and FM Signals</b:Title>
+    <b:Year>2015</b:Year>
+    <b:City>Nashville, TN</b:City>
+    <b:RefOrder>2</b:RefOrder>
+  </b:Source>
+  <b:Source>
+    <b:Tag>Ger16</b:Tag>
+    <b:SourceType>DocumentFromInternetSite</b:SourceType>
+    <b:Guid>{E48F578D-203E-4F3B-8084-89747189E967}</b:Guid>
+    <b:Title>Writing a Formal Lab Report</b:Title>
+    <b:Year>2016</b:Year>
+    <b:Month>August</b:Month>
+    <b:URL>http://webs.wofford.edu/splawnbg/Chem_214_files/Germanna%20College%20Lab%20Report.pdf</b:URL>
+    <b:Author>
+      <b:Author>
+        <b:NameList>
+          <b:Person>
+            <b:Last>Services</b:Last>
+            <b:First>Germanna</b:First>
+            <b:Middle>Community College Tutoring</b:Middle>
+          </b:Person>
+        </b:NameList>
+      </b:Author>
+    </b:Author>
+    <b:RefOrder>4</b:RefOrder>
+  </b:Source>
+  <b:Source>
+    <b:Tag>Ran16</b:Tag>
+    <b:SourceType>InternetSite</b:SourceType>
+    <b:Guid>{ED5879B8-3798-4073-84E3-47B7B4CCA7AA}</b:Guid>
+    <b:Author>
+      <b:Author>
+        <b:NameList>
+          <b:Person>
+            <b:Last>Munroe</b:Last>
+            <b:First>Randall</b:First>
+          </b:Person>
+        </b:NameList>
+      </b:Author>
+    </b:Author>
+    <b:Title>xkcd</b:Title>
+    <b:YearAccessed>2016</b:YearAccessed>
+    <b:MonthAccessed>September</b:MonthAccessed>
+    <b:DayAccessed>9</b:DayAccessed>
+    <b:URL>https://xkcd.com/1205/</b:URL>
+    <b:RefOrder>3</b:RefOrder>
+  </b:Source>
+</b:Sources>
 </file>
 
-<file path=customXml/itemProps4.xml><?xml version="1.0" encoding="utf-8"?>
+<file path=customXml/itemProps1.xml><?xml version="1.0" encoding="utf-8"?>
 <ds:datastoreItem xmlns:ds="http://schemas.openxmlformats.org/officeDocument/2006/customXml" ds:itemID="{D9DBCEF5-D50F-4F98-938C-DB18F68423A5}">
   <ds:schemaRefs>
     <ds:schemaRef ds:uri="http://schemas.microsoft.com/office/2006/metadata/contentType"/>
@@ -9270,4 +9389,30 @@
     <ds:schemaRef ds:uri="http://schemas.microsoft.com/internal/obd"/>
   </ds:schemaRefs>
 </ds:datastoreItem>
+</file>
+
+<file path=customXml/itemProps2.xml><?xml version="1.0" encoding="utf-8"?>
+<ds:datastoreItem xmlns:ds="http://schemas.openxmlformats.org/officeDocument/2006/customXml" ds:itemID="{5F27DDD2-65AD-48E0-94B4-001869F72CF7}">
+  <ds:schemaRefs>
+    <ds:schemaRef ds:uri="http://schemas.microsoft.com/office/2006/metadata/properties"/>
+    <ds:schemaRef ds:uri="http://schemas.microsoft.com/office/infopath/2007/PartnerControls"/>
+    <ds:schemaRef ds:uri="811a267e-6494-463c-bd1c-f0fe65063bc3"/>
+  </ds:schemaRefs>
+</ds:datastoreItem>
+</file>
+
+<file path=customXml/itemProps3.xml><?xml version="1.0" encoding="utf-8"?>
+<ds:datastoreItem xmlns:ds="http://schemas.openxmlformats.org/officeDocument/2006/customXml" ds:itemID="{0115150A-D439-452F-B096-75DBE51AB9D0}">
+  <ds:schemaRefs>
+    <ds:schemaRef ds:uri="http://schemas.microsoft.com/sharepoint/v3/contenttype/forms"/>
+  </ds:schemaRefs>
+</ds:datastoreItem>
+</file>
+
+<file path=customXml/itemProps4.xml><?xml version="1.0" encoding="utf-8"?>
+<ds:datastoreItem xmlns:ds="http://schemas.openxmlformats.org/officeDocument/2006/customXml" ds:itemID="{26AB0C69-B1EB-411A-84E4-92D4A5A8014D}">
+  <ds:schemaRefs>
+    <ds:schemaRef ds:uri="http://schemas.openxmlformats.org/officeDocument/2006/bibliography"/>
+  </ds:schemaRefs>
+</ds:datastoreItem>
 </file>